--- a/auracurate/docs/Aurora_푸터_법적고지_기획서.docx
+++ b/auracurate/docs/Aurora_푸터_법적고지_기획서.docx
@@ -717,7 +717,7 @@
           <w:sz w:val="19"/>
           <w:szCs w:val="19"/>
         </w:rPr>
-        <w:t xml:space="preserve">법인명·주소·전화·EIN 등은 현재 확인되지 않았습니다. 이 문서의 대괄호 [ ] 값은 모두 대표님 확정이 필요합니다.</w:t>
+        <w:t xml:space="preserve">2026-10-04 확인: 판매 법인은 Asia Lab Global Incorporated(Delaware C Corporation, 2025-07-17 설립). 주소는 254 Chapman Rd, Ste 208 #23693, Newark, DE 19702, USA로 Shopify 스토어 주소와 같습니다. EIN과 정산 계좌는 대표님이 등록을 확인했습니다. 남은 대괄호 [ ] 값만 확정이 필요합니다.</w:t>
       </w:r>
     </w:p>
     <w:p>
@@ -2366,7 +2366,7 @@
                 <w:sz w:val="18"/>
                 <w:szCs w:val="18"/>
               </w:rPr>
-              <w:t xml:space="preserve">Operated by [미국 법인명] · [사업장 주소] · aurora@auroracurate.com · [전화]</w:t>
+              <w:t xml:space="preserve">Operated by Asia Lab Global Incorporated · 254 Chapman Rd, Ste 208 #23693, Newark, DE 19702, USA · aurora@auroracurate.com · [전화]</w:t>
             </w:r>
           </w:p>
         </w:tc>
@@ -2459,7 +2459,7 @@
                 <w:sz w:val="18"/>
                 <w:szCs w:val="18"/>
               </w:rPr>
-              <w:t xml:space="preserve">© 2026 [미국 법인명]. All rights reserved. Aurora is a brand created by Asia Lab.</w:t>
+              <w:t xml:space="preserve">© 2026 Asia Lab Global Incorporated. All rights reserved. Aurora is a brand created by Asia Lab.</w:t>
             </w:r>
           </w:p>
         </w:tc>
@@ -2489,7 +2489,7 @@
                 <w:sz w:val="18"/>
                 <w:szCs w:val="18"/>
               </w:rPr>
-              <w:t xml:space="preserve">법인명 미정 시 ‘Aurora’</w:t>
+              <w:t xml:space="preserve">목업 반영 완료</w:t>
             </w:r>
           </w:p>
         </w:tc>
@@ -5429,7 +5429,7 @@
                 <w:sz w:val="18"/>
                 <w:szCs w:val="18"/>
               </w:rPr>
-              <w:t xml:space="preserve">Shopify Payments 미국 법인 정보, EIN, 정산 계좌</w:t>
+              <w:t xml:space="preserve">Shopify Payments 미국 법인 정보, EIN, 정산 계좌 — 대표님 등록 확인(2026-10-04)</w:t>
             </w:r>
           </w:p>
         </w:tc>
@@ -6420,7 +6420,7 @@
                 <w:sz w:val="18"/>
                 <w:szCs w:val="18"/>
               </w:rPr>
-              <w:t xml:space="preserve">미국 법인 정식 명칭과 주소</w:t>
+              <w:t xml:space="preserve">Shopify 정책 4종 작성·게시 (Refund · Terms · Shipping · Contact information)</w:t>
             </w:r>
           </w:p>
         </w:tc>
@@ -6450,7 +6450,7 @@
                 <w:sz w:val="18"/>
                 <w:szCs w:val="18"/>
               </w:rPr>
-              <w:t xml:space="preserve">스토어 세부정보·푸터·정책·이메일에 동일 표기</w:t>
+              <w:t xml:space="preserve">현재 스토어에는 Privacy policy만 있음 — 오픈 전 필수</w:t>
             </w:r>
           </w:p>
         </w:tc>
@@ -7180,7 +7180,7 @@
                 <w:sz w:val="18"/>
                 <w:szCs w:val="18"/>
               </w:rPr>
-              <w:t xml:space="preserve">© 2026 [Legal entity name]. All rights reserved. Aurora is a brand created by Asia Lab.</w:t>
+              <w:t xml:space="preserve">© 2026 Asia Lab Global Incorporated. All rights reserved. Aurora is a brand created by Asia Lab.</w:t>
             </w:r>
           </w:p>
         </w:tc>
@@ -7243,7 +7243,7 @@
                 <w:sz w:val="18"/>
                 <w:szCs w:val="18"/>
               </w:rPr>
-              <w:t xml:space="preserve">Operated by [Legal entity name] · [Street, City, State ZIP, USA] · aurora@auroracurate.com · [+1 phone]</w:t>
+              <w:t xml:space="preserve">Operated by Asia Lab Global Incorporated · 254 Chapman Rd, Ste 208 #23693, Newark, DE 19702, USA · [문의 이메일] · [공개용 전화]</w:t>
             </w:r>
           </w:p>
         </w:tc>

--- a/auracurate/docs/Aurora_푸터_법적고지_기획서.docx
+++ b/auracurate/docs/Aurora_푸터_법적고지_기획서.docx
@@ -2366,7 +2366,7 @@
                 <w:sz w:val="18"/>
                 <w:szCs w:val="18"/>
               </w:rPr>
-              <w:t xml:space="preserve">Operated by Asia Lab Global Incorporated · 254 Chapman Rd, Ste 208 #23693, Newark, DE 19702, USA · aurora@auroracurate.com · [전화]</w:t>
+              <w:t xml:space="preserve">Operated by Asia Lab Global Incorporated · 254 Chapman Rd, Ste 208 #23693, Newark, DE 19702, USA · contact@auroracurate.com (전화는 선택)</w:t>
             </w:r>
           </w:p>
         </w:tc>
@@ -6450,7 +6450,7 @@
                 <w:sz w:val="18"/>
                 <w:szCs w:val="18"/>
               </w:rPr>
-              <w:t xml:space="preserve">현재 스토어에는 Privacy policy만 있음 — 오픈 전 필수</w:t>
+              <w:t xml:space="preserve">기본형 초안 완료 (docs/policies, 목업 policy.html) — 검토 후 게시</w:t>
             </w:r>
           </w:p>
         </w:tc>
@@ -6513,7 +6513,7 @@
                 <w:sz w:val="18"/>
                 <w:szCs w:val="18"/>
               </w:rPr>
-              <w:t xml:space="preserve">고객 전화번호 공개</w:t>
+              <w:t xml:space="preserve">고객 전화번호</w:t>
             </w:r>
           </w:p>
         </w:tc>
@@ -6543,7 +6543,7 @@
                 <w:sz w:val="18"/>
                 <w:szCs w:val="18"/>
               </w:rPr>
-              <w:t xml:space="preserve">Shopify 요건 — 전용 고객 번호 권장</w:t>
+              <w:t xml:space="preserve">선택. Shopify 약관 문구에는 있으나 실제 운영은 이메일 중심이 일반적 — 필요 시 저비용 미국 가상번호(음성사서함)로 충족</w:t>
             </w:r>
           </w:p>
         </w:tc>
@@ -7032,7 +7032,1287 @@
         <w:pageBreakBefore/>
       </w:pPr>
       <w:r>
-        <w:t xml:space="preserve">10. 문구 초안 (영문 · 법무 검토용)</w:t>
+        <w:t xml:space="preserve">10. 글로벌 다중 법인 구조 — 사업이 먼저 움직이게</w:t>
+      </w:r>
+    </w:p>
+    <w:p>
+      <w:pPr>
+        <w:spacing w:after="120" w:line="300"/>
+      </w:pPr>
+      <w:r>
+        <w:t xml:space="preserve">미국 법인 외에 글로벌 법인, 한국 사업자, 인도 법인, 싱가포르 법인이 추가됩니다. 약관과 정책을 법인마다 따로 쓰지 않고, </w:t>
+      </w:r>
+      <w:r>
+        <w:rPr>
+          <w:b/>
+          <w:bCs/>
+        </w:rPr>
+        <w:t xml:space="preserve">하나의 정책 세트가 ‘그 주문의 판매 법인’을 가리키도록</w:t>
+      </w:r>
+      <w:r>
+        <w:t xml:space="preserve"> 만들었습니다.</w:t>
+      </w:r>
+    </w:p>
+    <w:tbl>
+      <w:tblPr>
+        <w:tblW w:type="dxa" w:w="9638"/>
+        <w:tblBorders>
+          <w:top w:val="single" w:color="auto" w:sz="4"/>
+          <w:left w:val="single" w:color="auto" w:sz="4"/>
+          <w:bottom w:val="single" w:color="auto" w:sz="4"/>
+          <w:right w:val="single" w:color="auto" w:sz="4"/>
+          <w:insideH w:val="single" w:color="auto" w:sz="4"/>
+          <w:insideV w:val="single" w:color="auto" w:sz="4"/>
+        </w:tblBorders>
+      </w:tblPr>
+      <w:tblGrid>
+        <w:gridCol w:w="2258"/>
+        <w:gridCol w:w="4819"/>
+        <w:gridCol w:w="2561"/>
+      </w:tblGrid>
+      <w:tr>
+        <w:trPr>
+          <w:tblHeader/>
+        </w:trPr>
+        <w:tc>
+          <w:tcPr>
+            <w:tcW w:type="dxa" w:w="2258"/>
+            <w:tcBorders>
+              <w:top w:val="single" w:color="D9D6E6" w:sz="4"/>
+              <w:left w:val="single" w:color="D9D6E6" w:sz="4"/>
+              <w:bottom w:val="single" w:color="D9D6E6" w:sz="4"/>
+              <w:right w:val="single" w:color="D9D6E6" w:sz="4"/>
+            </w:tcBorders>
+            <w:shd w:fill="F1EFF7" w:color="auto" w:val="clear"/>
+            <w:tcMar>
+              <w:top w:type="dxa" w:w="70"/>
+              <w:left w:type="dxa" w:w="110"/>
+              <w:bottom w:type="dxa" w:w="70"/>
+              <w:right w:type="dxa" w:w="110"/>
+            </w:tcMar>
+            <w:vAlign w:val="top"/>
+          </w:tcPr>
+          <w:p>
+            <w:pPr>
+              <w:spacing w:after="40" w:line="260"/>
+            </w:pPr>
+            <w:r>
+              <w:rPr>
+                <w:b/>
+                <w:bCs/>
+                <w:sz w:val="18"/>
+                <w:szCs w:val="18"/>
+              </w:rPr>
+              <w:t xml:space="preserve">장치</w:t>
+            </w:r>
+          </w:p>
+        </w:tc>
+        <w:tc>
+          <w:tcPr>
+            <w:tcW w:type="dxa" w:w="4819"/>
+            <w:tcBorders>
+              <w:top w:val="single" w:color="D9D6E6" w:sz="4"/>
+              <w:left w:val="single" w:color="D9D6E6" w:sz="4"/>
+              <w:bottom w:val="single" w:color="D9D6E6" w:sz="4"/>
+              <w:right w:val="single" w:color="D9D6E6" w:sz="4"/>
+            </w:tcBorders>
+            <w:shd w:fill="F1EFF7" w:color="auto" w:val="clear"/>
+            <w:tcMar>
+              <w:top w:type="dxa" w:w="70"/>
+              <w:left w:type="dxa" w:w="110"/>
+              <w:bottom w:type="dxa" w:w="70"/>
+              <w:right w:type="dxa" w:w="110"/>
+            </w:tcMar>
+            <w:vAlign w:val="top"/>
+          </w:tcPr>
+          <w:p>
+            <w:pPr>
+              <w:spacing w:after="40" w:line="260"/>
+            </w:pPr>
+            <w:r>
+              <w:rPr>
+                <w:b/>
+                <w:bCs/>
+                <w:sz w:val="18"/>
+                <w:szCs w:val="18"/>
+              </w:rPr>
+              <w:t xml:space="preserve">어떻게 작동하나</w:t>
+            </w:r>
+          </w:p>
+        </w:tc>
+        <w:tc>
+          <w:tcPr>
+            <w:tcW w:type="dxa" w:w="2561"/>
+            <w:tcBorders>
+              <w:top w:val="single" w:color="D9D6E6" w:sz="4"/>
+              <w:left w:val="single" w:color="D9D6E6" w:sz="4"/>
+              <w:bottom w:val="single" w:color="D9D6E6" w:sz="4"/>
+              <w:right w:val="single" w:color="D9D6E6" w:sz="4"/>
+            </w:tcBorders>
+            <w:shd w:fill="F1EFF7" w:color="auto" w:val="clear"/>
+            <w:tcMar>
+              <w:top w:type="dxa" w:w="70"/>
+              <w:left w:type="dxa" w:w="110"/>
+              <w:bottom w:type="dxa" w:w="70"/>
+              <w:right w:type="dxa" w:w="110"/>
+            </w:tcMar>
+            <w:vAlign w:val="top"/>
+          </w:tcPr>
+          <w:p>
+            <w:pPr>
+              <w:spacing w:after="40" w:line="260"/>
+            </w:pPr>
+            <w:r>
+              <w:rPr>
+                <w:b/>
+                <w:bCs/>
+                <w:sz w:val="18"/>
+                <w:szCs w:val="18"/>
+              </w:rPr>
+              <w:t xml:space="preserve">법인 추가 시 할 일</w:t>
+            </w:r>
+          </w:p>
+        </w:tc>
+      </w:tr>
+      <w:tr>
+        <w:tc>
+          <w:tcPr>
+            <w:tcW w:type="dxa" w:w="2258"/>
+            <w:tcBorders>
+              <w:top w:val="single" w:color="D9D6E6" w:sz="4"/>
+              <w:left w:val="single" w:color="D9D6E6" w:sz="4"/>
+              <w:bottom w:val="single" w:color="D9D6E6" w:sz="4"/>
+              <w:right w:val="single" w:color="D9D6E6" w:sz="4"/>
+            </w:tcBorders>
+            <w:shd w:fill="FBFAFD" w:color="auto" w:val="clear"/>
+            <w:tcMar>
+              <w:top w:type="dxa" w:w="70"/>
+              <w:left w:type="dxa" w:w="110"/>
+              <w:bottom w:type="dxa" w:w="70"/>
+              <w:right w:type="dxa" w:w="110"/>
+            </w:tcMar>
+            <w:vAlign w:val="top"/>
+          </w:tcPr>
+          <w:p>
+            <w:pPr>
+              <w:spacing w:after="40" w:line="260"/>
+            </w:pPr>
+            <w:r>
+              <w:rPr>
+                <w:sz w:val="18"/>
+                <w:szCs w:val="18"/>
+              </w:rPr>
+              <w:t xml:space="preserve">‘Aurora entities’ 정의</w:t>
+            </w:r>
+          </w:p>
+        </w:tc>
+        <w:tc>
+          <w:tcPr>
+            <w:tcW w:type="dxa" w:w="4819"/>
+            <w:tcBorders>
+              <w:top w:val="single" w:color="D9D6E6" w:sz="4"/>
+              <w:left w:val="single" w:color="D9D6E6" w:sz="4"/>
+              <w:bottom w:val="single" w:color="D9D6E6" w:sz="4"/>
+              <w:right w:val="single" w:color="D9D6E6" w:sz="4"/>
+            </w:tcBorders>
+            <w:tcMar>
+              <w:top w:type="dxa" w:w="70"/>
+              <w:left w:type="dxa" w:w="110"/>
+              <w:bottom w:type="dxa" w:w="70"/>
+              <w:right w:type="dxa" w:w="110"/>
+            </w:tcMar>
+            <w:vAlign w:val="top"/>
+          </w:tcPr>
+          <w:p>
+            <w:pPr>
+              <w:spacing w:after="40" w:line="260"/>
+            </w:pPr>
+            <w:r>
+              <w:rPr>
+                <w:sz w:val="18"/>
+                <w:szCs w:val="18"/>
+              </w:rPr>
+              <w:t xml:space="preserve">약관·정책의 ‘we’ = 체크아웃·주문 확인 메일에 판매자로 표시된 Aurora 법인. 표시가 없으면 Asia Lab Global Incorporated</w:t>
+            </w:r>
+          </w:p>
+        </w:tc>
+        <w:tc>
+          <w:tcPr>
+            <w:tcW w:type="dxa" w:w="2561"/>
+            <w:tcBorders>
+              <w:top w:val="single" w:color="D9D6E6" w:sz="4"/>
+              <w:left w:val="single" w:color="D9D6E6" w:sz="4"/>
+              <w:bottom w:val="single" w:color="D9D6E6" w:sz="4"/>
+              <w:right w:val="single" w:color="D9D6E6" w:sz="4"/>
+            </w:tcBorders>
+            <w:tcMar>
+              <w:top w:type="dxa" w:w="70"/>
+              <w:left w:type="dxa" w:w="110"/>
+              <w:bottom w:type="dxa" w:w="70"/>
+              <w:right w:type="dxa" w:w="110"/>
+            </w:tcMar>
+            <w:vAlign w:val="top"/>
+          </w:tcPr>
+          <w:p>
+            <w:pPr>
+              <w:spacing w:after="40" w:line="260"/>
+            </w:pPr>
+            <w:r>
+              <w:rPr>
+                <w:sz w:val="18"/>
+                <w:szCs w:val="18"/>
+              </w:rPr>
+              <w:t xml:space="preserve">없음</w:t>
+            </w:r>
+          </w:p>
+        </w:tc>
+      </w:tr>
+      <w:tr>
+        <w:tc>
+          <w:tcPr>
+            <w:tcW w:type="dxa" w:w="2258"/>
+            <w:tcBorders>
+              <w:top w:val="single" w:color="D9D6E6" w:sz="4"/>
+              <w:left w:val="single" w:color="D9D6E6" w:sz="4"/>
+              <w:bottom w:val="single" w:color="D9D6E6" w:sz="4"/>
+              <w:right w:val="single" w:color="D9D6E6" w:sz="4"/>
+            </w:tcBorders>
+            <w:shd w:fill="FBFAFD" w:color="auto" w:val="clear"/>
+            <w:tcMar>
+              <w:top w:type="dxa" w:w="70"/>
+              <w:left w:type="dxa" w:w="110"/>
+              <w:bottom w:type="dxa" w:w="70"/>
+              <w:right w:type="dxa" w:w="110"/>
+            </w:tcMar>
+            <w:vAlign w:val="top"/>
+          </w:tcPr>
+          <w:p>
+            <w:pPr>
+              <w:spacing w:after="40" w:line="260"/>
+            </w:pPr>
+            <w:r>
+              <w:rPr>
+                <w:sz w:val="18"/>
+                <w:szCs w:val="18"/>
+              </w:rPr>
+              <w:t xml:space="preserve">Aurora Entities 페이지</w:t>
+            </w:r>
+          </w:p>
+        </w:tc>
+        <w:tc>
+          <w:tcPr>
+            <w:tcW w:type="dxa" w:w="4819"/>
+            <w:tcBorders>
+              <w:top w:val="single" w:color="D9D6E6" w:sz="4"/>
+              <w:left w:val="single" w:color="D9D6E6" w:sz="4"/>
+              <w:bottom w:val="single" w:color="D9D6E6" w:sz="4"/>
+              <w:right w:val="single" w:color="D9D6E6" w:sz="4"/>
+            </w:tcBorders>
+            <w:tcMar>
+              <w:top w:type="dxa" w:w="70"/>
+              <w:left w:type="dxa" w:w="110"/>
+              <w:bottom w:type="dxa" w:w="70"/>
+              <w:right w:type="dxa" w:w="110"/>
+            </w:tcMar>
+            <w:vAlign w:val="top"/>
+          </w:tcPr>
+          <w:p>
+            <w:pPr>
+              <w:spacing w:after="40" w:line="260"/>
+            </w:pPr>
+            <w:r>
+              <w:rPr>
+                <w:sz w:val="18"/>
+                <w:szCs w:val="18"/>
+              </w:rPr>
+              <w:t xml:space="preserve">법인명·형태·국가·역할·담당 시장 표 (/pages/aurora-entities)</w:t>
+            </w:r>
+          </w:p>
+        </w:tc>
+        <w:tc>
+          <w:tcPr>
+            <w:tcW w:type="dxa" w:w="2561"/>
+            <w:tcBorders>
+              <w:top w:val="single" w:color="D9D6E6" w:sz="4"/>
+              <w:left w:val="single" w:color="D9D6E6" w:sz="4"/>
+              <w:bottom w:val="single" w:color="D9D6E6" w:sz="4"/>
+              <w:right w:val="single" w:color="D9D6E6" w:sz="4"/>
+            </w:tcBorders>
+            <w:tcMar>
+              <w:top w:type="dxa" w:w="70"/>
+              <w:left w:type="dxa" w:w="110"/>
+              <w:bottom w:type="dxa" w:w="70"/>
+              <w:right w:type="dxa" w:w="110"/>
+            </w:tcMar>
+            <w:vAlign w:val="top"/>
+          </w:tcPr>
+          <w:p>
+            <w:pPr>
+              <w:spacing w:after="40" w:line="260"/>
+            </w:pPr>
+            <w:r>
+              <w:rPr>
+                <w:sz w:val="18"/>
+                <w:szCs w:val="18"/>
+              </w:rPr>
+              <w:t xml:space="preserve">content.js brand.legal.entities에 한 줄 추가 → 페이지 갱신</w:t>
+            </w:r>
+          </w:p>
+        </w:tc>
+      </w:tr>
+      <w:tr>
+        <w:tc>
+          <w:tcPr>
+            <w:tcW w:type="dxa" w:w="2258"/>
+            <w:tcBorders>
+              <w:top w:val="single" w:color="D9D6E6" w:sz="4"/>
+              <w:left w:val="single" w:color="D9D6E6" w:sz="4"/>
+              <w:bottom w:val="single" w:color="D9D6E6" w:sz="4"/>
+              <w:right w:val="single" w:color="D9D6E6" w:sz="4"/>
+            </w:tcBorders>
+            <w:shd w:fill="FBFAFD" w:color="auto" w:val="clear"/>
+            <w:tcMar>
+              <w:top w:type="dxa" w:w="70"/>
+              <w:left w:type="dxa" w:w="110"/>
+              <w:bottom w:type="dxa" w:w="70"/>
+              <w:right w:type="dxa" w:w="110"/>
+            </w:tcMar>
+            <w:vAlign w:val="top"/>
+          </w:tcPr>
+          <w:p>
+            <w:pPr>
+              <w:spacing w:after="40" w:line="260"/>
+            </w:pPr>
+            <w:r>
+              <w:rPr>
+                <w:sz w:val="18"/>
+                <w:szCs w:val="18"/>
+              </w:rPr>
+              <w:t xml:space="preserve">준거법</w:t>
+            </w:r>
+          </w:p>
+        </w:tc>
+        <w:tc>
+          <w:tcPr>
+            <w:tcW w:type="dxa" w:w="4819"/>
+            <w:tcBorders>
+              <w:top w:val="single" w:color="D9D6E6" w:sz="4"/>
+              <w:left w:val="single" w:color="D9D6E6" w:sz="4"/>
+              <w:bottom w:val="single" w:color="D9D6E6" w:sz="4"/>
+              <w:right w:val="single" w:color="D9D6E6" w:sz="4"/>
+            </w:tcBorders>
+            <w:tcMar>
+              <w:top w:type="dxa" w:w="70"/>
+              <w:left w:type="dxa" w:w="110"/>
+              <w:bottom w:type="dxa" w:w="70"/>
+              <w:right w:type="dxa" w:w="110"/>
+            </w:tcMar>
+            <w:vAlign w:val="top"/>
+          </w:tcPr>
+          <w:p>
+            <w:pPr>
+              <w:spacing w:after="40" w:line="260"/>
+            </w:pPr>
+            <w:r>
+              <w:rPr>
+                <w:sz w:val="18"/>
+                <w:szCs w:val="18"/>
+              </w:rPr>
+              <w:t xml:space="preserve">판매 법인 설립지 법 (미국 법인은 델라웨어주). 소비자는 거주국 강행 법규 보호 유지</w:t>
+            </w:r>
+          </w:p>
+        </w:tc>
+        <w:tc>
+          <w:tcPr>
+            <w:tcW w:type="dxa" w:w="2561"/>
+            <w:tcBorders>
+              <w:top w:val="single" w:color="D9D6E6" w:sz="4"/>
+              <w:left w:val="single" w:color="D9D6E6" w:sz="4"/>
+              <w:bottom w:val="single" w:color="D9D6E6" w:sz="4"/>
+              <w:right w:val="single" w:color="D9D6E6" w:sz="4"/>
+            </w:tcBorders>
+            <w:tcMar>
+              <w:top w:type="dxa" w:w="70"/>
+              <w:left w:type="dxa" w:w="110"/>
+              <w:bottom w:type="dxa" w:w="70"/>
+              <w:right w:type="dxa" w:w="110"/>
+            </w:tcMar>
+            <w:vAlign w:val="top"/>
+          </w:tcPr>
+          <w:p>
+            <w:pPr>
+              <w:spacing w:after="40" w:line="260"/>
+            </w:pPr>
+            <w:r>
+              <w:rPr>
+                <w:sz w:val="18"/>
+                <w:szCs w:val="18"/>
+              </w:rPr>
+              <w:t xml:space="preserve">없음</w:t>
+            </w:r>
+          </w:p>
+        </w:tc>
+      </w:tr>
+      <w:tr>
+        <w:tc>
+          <w:tcPr>
+            <w:tcW w:type="dxa" w:w="2258"/>
+            <w:tcBorders>
+              <w:top w:val="single" w:color="D9D6E6" w:sz="4"/>
+              <w:left w:val="single" w:color="D9D6E6" w:sz="4"/>
+              <w:bottom w:val="single" w:color="D9D6E6" w:sz="4"/>
+              <w:right w:val="single" w:color="D9D6E6" w:sz="4"/>
+            </w:tcBorders>
+            <w:shd w:fill="FBFAFD" w:color="auto" w:val="clear"/>
+            <w:tcMar>
+              <w:top w:type="dxa" w:w="70"/>
+              <w:left w:type="dxa" w:w="110"/>
+              <w:bottom w:type="dxa" w:w="70"/>
+              <w:right w:type="dxa" w:w="110"/>
+            </w:tcMar>
+            <w:vAlign w:val="top"/>
+          </w:tcPr>
+          <w:p>
+            <w:pPr>
+              <w:spacing w:after="40" w:line="260"/>
+            </w:pPr>
+            <w:r>
+              <w:rPr>
+                <w:sz w:val="18"/>
+                <w:szCs w:val="18"/>
+              </w:rPr>
+              <w:t xml:space="preserve">주문 이관</w:t>
+            </w:r>
+          </w:p>
+        </w:tc>
+        <w:tc>
+          <w:tcPr>
+            <w:tcW w:type="dxa" w:w="4819"/>
+            <w:tcBorders>
+              <w:top w:val="single" w:color="D9D6E6" w:sz="4"/>
+              <w:left w:val="single" w:color="D9D6E6" w:sz="4"/>
+              <w:bottom w:val="single" w:color="D9D6E6" w:sz="4"/>
+              <w:right w:val="single" w:color="D9D6E6" w:sz="4"/>
+            </w:tcBorders>
+            <w:tcMar>
+              <w:top w:type="dxa" w:w="70"/>
+              <w:left w:type="dxa" w:w="110"/>
+              <w:bottom w:type="dxa" w:w="70"/>
+              <w:right w:type="dxa" w:w="110"/>
+            </w:tcMar>
+            <w:vAlign w:val="top"/>
+          </w:tcPr>
+          <w:p>
+            <w:pPr>
+              <w:spacing w:after="40" w:line="260"/>
+            </w:pPr>
+            <w:r>
+              <w:rPr>
+                <w:sz w:val="18"/>
+                <w:szCs w:val="18"/>
+              </w:rPr>
+              <w:t xml:space="preserve">세금·통관·현지 배송을 위해 다른 Aurora 법인으로 주문을 옮길 수 있음 — 고객 권리는 그대로</w:t>
+            </w:r>
+          </w:p>
+        </w:tc>
+        <w:tc>
+          <w:tcPr>
+            <w:tcW w:type="dxa" w:w="2561"/>
+            <w:tcBorders>
+              <w:top w:val="single" w:color="D9D6E6" w:sz="4"/>
+              <w:left w:val="single" w:color="D9D6E6" w:sz="4"/>
+              <w:bottom w:val="single" w:color="D9D6E6" w:sz="4"/>
+              <w:right w:val="single" w:color="D9D6E6" w:sz="4"/>
+            </w:tcBorders>
+            <w:tcMar>
+              <w:top w:type="dxa" w:w="70"/>
+              <w:left w:type="dxa" w:w="110"/>
+              <w:bottom w:type="dxa" w:w="70"/>
+              <w:right w:type="dxa" w:w="110"/>
+            </w:tcMar>
+            <w:vAlign w:val="top"/>
+          </w:tcPr>
+          <w:p>
+            <w:pPr>
+              <w:spacing w:after="40" w:line="260"/>
+            </w:pPr>
+            <w:r>
+              <w:rPr>
+                <w:sz w:val="18"/>
+                <w:szCs w:val="18"/>
+              </w:rPr>
+              <w:t xml:space="preserve">없음</w:t>
+            </w:r>
+          </w:p>
+        </w:tc>
+      </w:tr>
+      <w:tr>
+        <w:tc>
+          <w:tcPr>
+            <w:tcW w:type="dxa" w:w="2258"/>
+            <w:tcBorders>
+              <w:top w:val="single" w:color="D9D6E6" w:sz="4"/>
+              <w:left w:val="single" w:color="D9D6E6" w:sz="4"/>
+              <w:bottom w:val="single" w:color="D9D6E6" w:sz="4"/>
+              <w:right w:val="single" w:color="D9D6E6" w:sz="4"/>
+            </w:tcBorders>
+            <w:shd w:fill="FBFAFD" w:color="auto" w:val="clear"/>
+            <w:tcMar>
+              <w:top w:type="dxa" w:w="70"/>
+              <w:left w:type="dxa" w:w="110"/>
+              <w:bottom w:type="dxa" w:w="70"/>
+              <w:right w:type="dxa" w:w="110"/>
+            </w:tcMar>
+            <w:vAlign w:val="top"/>
+          </w:tcPr>
+          <w:p>
+            <w:pPr>
+              <w:spacing w:after="40" w:line="260"/>
+            </w:pPr>
+            <w:r>
+              <w:rPr>
+                <w:sz w:val="18"/>
+                <w:szCs w:val="18"/>
+              </w:rPr>
+              <w:t xml:space="preserve">개인정보</w:t>
+            </w:r>
+          </w:p>
+        </w:tc>
+        <w:tc>
+          <w:tcPr>
+            <w:tcW w:type="dxa" w:w="4819"/>
+            <w:tcBorders>
+              <w:top w:val="single" w:color="D9D6E6" w:sz="4"/>
+              <w:left w:val="single" w:color="D9D6E6" w:sz="4"/>
+              <w:bottom w:val="single" w:color="D9D6E6" w:sz="4"/>
+              <w:right w:val="single" w:color="D9D6E6" w:sz="4"/>
+            </w:tcBorders>
+            <w:tcMar>
+              <w:top w:type="dxa" w:w="70"/>
+              <w:left w:type="dxa" w:w="110"/>
+              <w:bottom w:type="dxa" w:w="70"/>
+              <w:right w:type="dxa" w:w="110"/>
+            </w:tcMar>
+            <w:vAlign w:val="top"/>
+          </w:tcPr>
+          <w:p>
+            <w:pPr>
+              <w:spacing w:after="40" w:line="260"/>
+            </w:pPr>
+            <w:r>
+              <w:rPr>
+                <w:sz w:val="18"/>
+                <w:szCs w:val="18"/>
+              </w:rPr>
+              <w:t xml:space="preserve">기존 방침의 ‘계열사(affiliates)와 공유’ 조항으로 법인 간 이전 근거 확보</w:t>
+            </w:r>
+          </w:p>
+        </w:tc>
+        <w:tc>
+          <w:tcPr>
+            <w:tcW w:type="dxa" w:w="2561"/>
+            <w:tcBorders>
+              <w:top w:val="single" w:color="D9D6E6" w:sz="4"/>
+              <w:left w:val="single" w:color="D9D6E6" w:sz="4"/>
+              <w:bottom w:val="single" w:color="D9D6E6" w:sz="4"/>
+              <w:right w:val="single" w:color="D9D6E6" w:sz="4"/>
+            </w:tcBorders>
+            <w:tcMar>
+              <w:top w:type="dxa" w:w="70"/>
+              <w:left w:type="dxa" w:w="110"/>
+              <w:bottom w:type="dxa" w:w="70"/>
+              <w:right w:type="dxa" w:w="110"/>
+            </w:tcMar>
+            <w:vAlign w:val="top"/>
+          </w:tcPr>
+          <w:p>
+            <w:pPr>
+              <w:spacing w:after="40" w:line="260"/>
+            </w:pPr>
+            <w:r>
+              <w:rPr>
+                <w:sz w:val="18"/>
+                <w:szCs w:val="18"/>
+              </w:rPr>
+              <w:t xml:space="preserve">운영 법인명·이메일 문구만 갱신</w:t>
+            </w:r>
+          </w:p>
+        </w:tc>
+      </w:tr>
+      <w:tr>
+        <w:tc>
+          <w:tcPr>
+            <w:tcW w:type="dxa" w:w="2258"/>
+            <w:tcBorders>
+              <w:top w:val="single" w:color="D9D6E6" w:sz="4"/>
+              <w:left w:val="single" w:color="D9D6E6" w:sz="4"/>
+              <w:bottom w:val="single" w:color="D9D6E6" w:sz="4"/>
+              <w:right w:val="single" w:color="D9D6E6" w:sz="4"/>
+            </w:tcBorders>
+            <w:shd w:fill="FBFAFD" w:color="auto" w:val="clear"/>
+            <w:tcMar>
+              <w:top w:type="dxa" w:w="70"/>
+              <w:left w:type="dxa" w:w="110"/>
+              <w:bottom w:type="dxa" w:w="70"/>
+              <w:right w:type="dxa" w:w="110"/>
+            </w:tcMar>
+            <w:vAlign w:val="top"/>
+          </w:tcPr>
+          <w:p>
+            <w:pPr>
+              <w:spacing w:after="40" w:line="260"/>
+            </w:pPr>
+            <w:r>
+              <w:rPr>
+                <w:sz w:val="18"/>
+                <w:szCs w:val="18"/>
+              </w:rPr>
+              <w:t xml:space="preserve">Shopify 운영</w:t>
+            </w:r>
+          </w:p>
+        </w:tc>
+        <w:tc>
+          <w:tcPr>
+            <w:tcW w:type="dxa" w:w="4819"/>
+            <w:tcBorders>
+              <w:top w:val="single" w:color="D9D6E6" w:sz="4"/>
+              <w:left w:val="single" w:color="D9D6E6" w:sz="4"/>
+              <w:bottom w:val="single" w:color="D9D6E6" w:sz="4"/>
+              <w:right w:val="single" w:color="D9D6E6" w:sz="4"/>
+            </w:tcBorders>
+            <w:tcMar>
+              <w:top w:type="dxa" w:w="70"/>
+              <w:left w:type="dxa" w:w="110"/>
+              <w:bottom w:type="dxa" w:w="70"/>
+              <w:right w:type="dxa" w:w="110"/>
+            </w:tcMar>
+            <w:vAlign w:val="top"/>
+          </w:tcPr>
+          <w:p>
+            <w:pPr>
+              <w:spacing w:after="40" w:line="260"/>
+            </w:pPr>
+            <w:r>
+              <w:rPr>
+                <w:sz w:val="18"/>
+                <w:szCs w:val="18"/>
+              </w:rPr>
+              <w:t xml:space="preserve">시장별 판매 법인은 Shopify Markets(또는 별도 확장 스토어)로 분리</w:t>
+            </w:r>
+          </w:p>
+        </w:tc>
+        <w:tc>
+          <w:tcPr>
+            <w:tcW w:type="dxa" w:w="2561"/>
+            <w:tcBorders>
+              <w:top w:val="single" w:color="D9D6E6" w:sz="4"/>
+              <w:left w:val="single" w:color="D9D6E6" w:sz="4"/>
+              <w:bottom w:val="single" w:color="D9D6E6" w:sz="4"/>
+              <w:right w:val="single" w:color="D9D6E6" w:sz="4"/>
+            </w:tcBorders>
+            <w:tcMar>
+              <w:top w:type="dxa" w:w="70"/>
+              <w:left w:type="dxa" w:w="110"/>
+              <w:bottom w:type="dxa" w:w="70"/>
+              <w:right w:type="dxa" w:w="110"/>
+            </w:tcMar>
+            <w:vAlign w:val="top"/>
+          </w:tcPr>
+          <w:p>
+            <w:pPr>
+              <w:spacing w:after="40" w:line="260"/>
+            </w:pPr>
+            <w:r>
+              <w:rPr>
+                <w:sz w:val="18"/>
+                <w:szCs w:val="18"/>
+              </w:rPr>
+              <w:t xml:space="preserve">법인별 결제·세금 설정</w:t>
+            </w:r>
+          </w:p>
+        </w:tc>
+      </w:tr>
+    </w:tbl>
+    <w:p>
+      <w:pPr>
+        <w:spacing w:after="60"/>
+      </w:pPr>
+    </w:p>
+    <w:p>
+      <w:pPr>
+        <w:pStyle w:val="Heading2"/>
+      </w:pPr>
+      <w:r>
+        <w:t xml:space="preserve">10.1 상품별 반품·배송 고지 (드롭쉬핑)</w:t>
+      </w:r>
+    </w:p>
+    <w:p>
+      <w:pPr>
+        <w:spacing w:after="120" w:line="300"/>
+      </w:pPr>
+      <w:r>
+        <w:t xml:space="preserve">반품지와 출고지가 상품·도시마다 다르기 때문에, </w:t>
+      </w:r>
+      <w:r>
+        <w:rPr>
+          <w:b/>
+          <w:bCs/>
+        </w:rPr>
+        <w:t xml:space="preserve">정책은 원칙만, 구체 조건은 상품 페이지에</w:t>
+      </w:r>
+      <w:r>
+        <w:t xml:space="preserve"> 둡니다. 정책에 ‘상품 페이지 조건이 우선한다’고 명시했습니다.</w:t>
+      </w:r>
+    </w:p>
+    <w:tbl>
+      <w:tblPr>
+        <w:tblW w:type="dxa" w:w="9638"/>
+        <w:tblBorders>
+          <w:top w:val="single" w:color="auto" w:sz="4"/>
+          <w:left w:val="single" w:color="auto" w:sz="4"/>
+          <w:bottom w:val="single" w:color="auto" w:sz="4"/>
+          <w:right w:val="single" w:color="auto" w:sz="4"/>
+          <w:insideH w:val="single" w:color="auto" w:sz="4"/>
+          <w:insideV w:val="single" w:color="auto" w:sz="4"/>
+        </w:tblBorders>
+      </w:tblPr>
+      <w:tblGrid>
+        <w:gridCol w:w="2710"/>
+        <w:gridCol w:w="2710"/>
+        <w:gridCol w:w="4218"/>
+      </w:tblGrid>
+      <w:tr>
+        <w:trPr>
+          <w:tblHeader/>
+        </w:trPr>
+        <w:tc>
+          <w:tcPr>
+            <w:tcW w:type="dxa" w:w="2710"/>
+            <w:tcBorders>
+              <w:top w:val="single" w:color="D9D6E6" w:sz="4"/>
+              <w:left w:val="single" w:color="D9D6E6" w:sz="4"/>
+              <w:bottom w:val="single" w:color="D9D6E6" w:sz="4"/>
+              <w:right w:val="single" w:color="D9D6E6" w:sz="4"/>
+            </w:tcBorders>
+            <w:shd w:fill="F1EFF7" w:color="auto" w:val="clear"/>
+            <w:tcMar>
+              <w:top w:type="dxa" w:w="70"/>
+              <w:left w:type="dxa" w:w="110"/>
+              <w:bottom w:type="dxa" w:w="70"/>
+              <w:right w:type="dxa" w:w="110"/>
+            </w:tcMar>
+            <w:vAlign w:val="top"/>
+          </w:tcPr>
+          <w:p>
+            <w:pPr>
+              <w:spacing w:after="40" w:line="260"/>
+            </w:pPr>
+            <w:r>
+              <w:rPr>
+                <w:b/>
+                <w:bCs/>
+                <w:sz w:val="18"/>
+                <w:szCs w:val="18"/>
+              </w:rPr>
+              <w:t xml:space="preserve">상품 페이지 표시</w:t>
+            </w:r>
+          </w:p>
+        </w:tc>
+        <w:tc>
+          <w:tcPr>
+            <w:tcW w:type="dxa" w:w="2710"/>
+            <w:tcBorders>
+              <w:top w:val="single" w:color="D9D6E6" w:sz="4"/>
+              <w:left w:val="single" w:color="D9D6E6" w:sz="4"/>
+              <w:bottom w:val="single" w:color="D9D6E6" w:sz="4"/>
+              <w:right w:val="single" w:color="D9D6E6" w:sz="4"/>
+            </w:tcBorders>
+            <w:shd w:fill="F1EFF7" w:color="auto" w:val="clear"/>
+            <w:tcMar>
+              <w:top w:type="dxa" w:w="70"/>
+              <w:left w:type="dxa" w:w="110"/>
+              <w:bottom w:type="dxa" w:w="70"/>
+              <w:right w:type="dxa" w:w="110"/>
+            </w:tcMar>
+            <w:vAlign w:val="top"/>
+          </w:tcPr>
+          <w:p>
+            <w:pPr>
+              <w:spacing w:after="40" w:line="260"/>
+            </w:pPr>
+            <w:r>
+              <w:rPr>
+                <w:b/>
+                <w:bCs/>
+                <w:sz w:val="18"/>
+                <w:szCs w:val="18"/>
+              </w:rPr>
+              <w:t xml:space="preserve">Shopify 메타필드</w:t>
+            </w:r>
+          </w:p>
+        </w:tc>
+        <w:tc>
+          <w:tcPr>
+            <w:tcW w:type="dxa" w:w="4218"/>
+            <w:tcBorders>
+              <w:top w:val="single" w:color="D9D6E6" w:sz="4"/>
+              <w:left w:val="single" w:color="D9D6E6" w:sz="4"/>
+              <w:bottom w:val="single" w:color="D9D6E6" w:sz="4"/>
+              <w:right w:val="single" w:color="D9D6E6" w:sz="4"/>
+            </w:tcBorders>
+            <w:shd w:fill="F1EFF7" w:color="auto" w:val="clear"/>
+            <w:tcMar>
+              <w:top w:type="dxa" w:w="70"/>
+              <w:left w:type="dxa" w:w="110"/>
+              <w:bottom w:type="dxa" w:w="70"/>
+              <w:right w:type="dxa" w:w="110"/>
+            </w:tcMar>
+            <w:vAlign w:val="top"/>
+          </w:tcPr>
+          <w:p>
+            <w:pPr>
+              <w:spacing w:after="40" w:line="260"/>
+            </w:pPr>
+            <w:r>
+              <w:rPr>
+                <w:b/>
+                <w:bCs/>
+                <w:sz w:val="18"/>
+                <w:szCs w:val="18"/>
+              </w:rPr>
+              <w:t xml:space="preserve">기본값 (값이 없을 때)</w:t>
+            </w:r>
+          </w:p>
+        </w:tc>
+      </w:tr>
+      <w:tr>
+        <w:tc>
+          <w:tcPr>
+            <w:tcW w:type="dxa" w:w="2710"/>
+            <w:tcBorders>
+              <w:top w:val="single" w:color="D9D6E6" w:sz="4"/>
+              <w:left w:val="single" w:color="D9D6E6" w:sz="4"/>
+              <w:bottom w:val="single" w:color="D9D6E6" w:sz="4"/>
+              <w:right w:val="single" w:color="D9D6E6" w:sz="4"/>
+            </w:tcBorders>
+            <w:shd w:fill="FBFAFD" w:color="auto" w:val="clear"/>
+            <w:tcMar>
+              <w:top w:type="dxa" w:w="70"/>
+              <w:left w:type="dxa" w:w="110"/>
+              <w:bottom w:type="dxa" w:w="70"/>
+              <w:right w:type="dxa" w:w="110"/>
+            </w:tcMar>
+            <w:vAlign w:val="top"/>
+          </w:tcPr>
+          <w:p>
+            <w:pPr>
+              <w:spacing w:after="40" w:line="260"/>
+            </w:pPr>
+            <w:r>
+              <w:rPr>
+                <w:sz w:val="18"/>
+                <w:szCs w:val="18"/>
+              </w:rPr>
+              <w:t xml:space="preserve">Ships from (출고지)</w:t>
+            </w:r>
+          </w:p>
+        </w:tc>
+        <w:tc>
+          <w:tcPr>
+            <w:tcW w:type="dxa" w:w="2710"/>
+            <w:tcBorders>
+              <w:top w:val="single" w:color="D9D6E6" w:sz="4"/>
+              <w:left w:val="single" w:color="D9D6E6" w:sz="4"/>
+              <w:bottom w:val="single" w:color="D9D6E6" w:sz="4"/>
+              <w:right w:val="single" w:color="D9D6E6" w:sz="4"/>
+            </w:tcBorders>
+            <w:tcMar>
+              <w:top w:type="dxa" w:w="70"/>
+              <w:left w:type="dxa" w:w="110"/>
+              <w:bottom w:type="dxa" w:w="70"/>
+              <w:right w:type="dxa" w:w="110"/>
+            </w:tcMar>
+            <w:vAlign w:val="top"/>
+          </w:tcPr>
+          <w:p>
+            <w:pPr>
+              <w:spacing w:after="40" w:line="260"/>
+            </w:pPr>
+            <w:r>
+              <w:rPr>
+                <w:sz w:val="18"/>
+                <w:szCs w:val="18"/>
+              </w:rPr>
+              <w:t xml:space="preserve">aurora.ships_from</w:t>
+            </w:r>
+          </w:p>
+        </w:tc>
+        <w:tc>
+          <w:tcPr>
+            <w:tcW w:type="dxa" w:w="4218"/>
+            <w:tcBorders>
+              <w:top w:val="single" w:color="D9D6E6" w:sz="4"/>
+              <w:left w:val="single" w:color="D9D6E6" w:sz="4"/>
+              <w:bottom w:val="single" w:color="D9D6E6" w:sz="4"/>
+              <w:right w:val="single" w:color="D9D6E6" w:sz="4"/>
+            </w:tcBorders>
+            <w:tcMar>
+              <w:top w:type="dxa" w:w="70"/>
+              <w:left w:type="dxa" w:w="110"/>
+              <w:bottom w:type="dxa" w:w="70"/>
+              <w:right w:type="dxa" w:w="110"/>
+            </w:tcMar>
+            <w:vAlign w:val="top"/>
+          </w:tcPr>
+          <w:p>
+            <w:pPr>
+              <w:spacing w:after="40" w:line="260"/>
+            </w:pPr>
+            <w:r>
+              <w:rPr>
+                <w:sz w:val="18"/>
+                <w:szCs w:val="18"/>
+              </w:rPr>
+              <w:t xml:space="preserve">Korea</w:t>
+            </w:r>
+          </w:p>
+        </w:tc>
+      </w:tr>
+      <w:tr>
+        <w:tc>
+          <w:tcPr>
+            <w:tcW w:type="dxa" w:w="2710"/>
+            <w:tcBorders>
+              <w:top w:val="single" w:color="D9D6E6" w:sz="4"/>
+              <w:left w:val="single" w:color="D9D6E6" w:sz="4"/>
+              <w:bottom w:val="single" w:color="D9D6E6" w:sz="4"/>
+              <w:right w:val="single" w:color="D9D6E6" w:sz="4"/>
+            </w:tcBorders>
+            <w:shd w:fill="FBFAFD" w:color="auto" w:val="clear"/>
+            <w:tcMar>
+              <w:top w:type="dxa" w:w="70"/>
+              <w:left w:type="dxa" w:w="110"/>
+              <w:bottom w:type="dxa" w:w="70"/>
+              <w:right w:type="dxa" w:w="110"/>
+            </w:tcMar>
+            <w:vAlign w:val="top"/>
+          </w:tcPr>
+          <w:p>
+            <w:pPr>
+              <w:spacing w:after="40" w:line="260"/>
+            </w:pPr>
+            <w:r>
+              <w:rPr>
+                <w:sz w:val="18"/>
+                <w:szCs w:val="18"/>
+              </w:rPr>
+              <w:t xml:space="preserve">Return window (반품 기한)</w:t>
+            </w:r>
+          </w:p>
+        </w:tc>
+        <w:tc>
+          <w:tcPr>
+            <w:tcW w:type="dxa" w:w="2710"/>
+            <w:tcBorders>
+              <w:top w:val="single" w:color="D9D6E6" w:sz="4"/>
+              <w:left w:val="single" w:color="D9D6E6" w:sz="4"/>
+              <w:bottom w:val="single" w:color="D9D6E6" w:sz="4"/>
+              <w:right w:val="single" w:color="D9D6E6" w:sz="4"/>
+            </w:tcBorders>
+            <w:tcMar>
+              <w:top w:type="dxa" w:w="70"/>
+              <w:left w:type="dxa" w:w="110"/>
+              <w:bottom w:type="dxa" w:w="70"/>
+              <w:right w:type="dxa" w:w="110"/>
+            </w:tcMar>
+            <w:vAlign w:val="top"/>
+          </w:tcPr>
+          <w:p>
+            <w:pPr>
+              <w:spacing w:after="40" w:line="260"/>
+            </w:pPr>
+            <w:r>
+              <w:rPr>
+                <w:sz w:val="18"/>
+                <w:szCs w:val="18"/>
+              </w:rPr>
+              <w:t xml:space="preserve">aurora.return_days</w:t>
+            </w:r>
+          </w:p>
+        </w:tc>
+        <w:tc>
+          <w:tcPr>
+            <w:tcW w:type="dxa" w:w="4218"/>
+            <w:tcBorders>
+              <w:top w:val="single" w:color="D9D6E6" w:sz="4"/>
+              <w:left w:val="single" w:color="D9D6E6" w:sz="4"/>
+              <w:bottom w:val="single" w:color="D9D6E6" w:sz="4"/>
+              <w:right w:val="single" w:color="D9D6E6" w:sz="4"/>
+            </w:tcBorders>
+            <w:tcMar>
+              <w:top w:type="dxa" w:w="70"/>
+              <w:left w:type="dxa" w:w="110"/>
+              <w:bottom w:type="dxa" w:w="70"/>
+              <w:right w:type="dxa" w:w="110"/>
+            </w:tcMar>
+            <w:vAlign w:val="top"/>
+          </w:tcPr>
+          <w:p>
+            <w:pPr>
+              <w:spacing w:after="40" w:line="260"/>
+            </w:pPr>
+            <w:r>
+              <w:rPr>
+                <w:sz w:val="18"/>
+                <w:szCs w:val="18"/>
+              </w:rPr>
+              <w:t xml:space="preserve">배송 후 14일</w:t>
+            </w:r>
+          </w:p>
+        </w:tc>
+      </w:tr>
+      <w:tr>
+        <w:tc>
+          <w:tcPr>
+            <w:tcW w:type="dxa" w:w="2710"/>
+            <w:tcBorders>
+              <w:top w:val="single" w:color="D9D6E6" w:sz="4"/>
+              <w:left w:val="single" w:color="D9D6E6" w:sz="4"/>
+              <w:bottom w:val="single" w:color="D9D6E6" w:sz="4"/>
+              <w:right w:val="single" w:color="D9D6E6" w:sz="4"/>
+            </w:tcBorders>
+            <w:shd w:fill="FBFAFD" w:color="auto" w:val="clear"/>
+            <w:tcMar>
+              <w:top w:type="dxa" w:w="70"/>
+              <w:left w:type="dxa" w:w="110"/>
+              <w:bottom w:type="dxa" w:w="70"/>
+              <w:right w:type="dxa" w:w="110"/>
+            </w:tcMar>
+            <w:vAlign w:val="top"/>
+          </w:tcPr>
+          <w:p>
+            <w:pPr>
+              <w:spacing w:after="40" w:line="260"/>
+            </w:pPr>
+            <w:r>
+              <w:rPr>
+                <w:sz w:val="18"/>
+                <w:szCs w:val="18"/>
+              </w:rPr>
+              <w:t xml:space="preserve">Final sale (반품 불가)</w:t>
+            </w:r>
+          </w:p>
+        </w:tc>
+        <w:tc>
+          <w:tcPr>
+            <w:tcW w:type="dxa" w:w="2710"/>
+            <w:tcBorders>
+              <w:top w:val="single" w:color="D9D6E6" w:sz="4"/>
+              <w:left w:val="single" w:color="D9D6E6" w:sz="4"/>
+              <w:bottom w:val="single" w:color="D9D6E6" w:sz="4"/>
+              <w:right w:val="single" w:color="D9D6E6" w:sz="4"/>
+            </w:tcBorders>
+            <w:tcMar>
+              <w:top w:type="dxa" w:w="70"/>
+              <w:left w:type="dxa" w:w="110"/>
+              <w:bottom w:type="dxa" w:w="70"/>
+              <w:right w:type="dxa" w:w="110"/>
+            </w:tcMar>
+            <w:vAlign w:val="top"/>
+          </w:tcPr>
+          <w:p>
+            <w:pPr>
+              <w:spacing w:after="40" w:line="260"/>
+            </w:pPr>
+            <w:r>
+              <w:rPr>
+                <w:sz w:val="18"/>
+                <w:szCs w:val="18"/>
+              </w:rPr>
+              <w:t xml:space="preserve">aurora.final_sale</w:t>
+            </w:r>
+          </w:p>
+        </w:tc>
+        <w:tc>
+          <w:tcPr>
+            <w:tcW w:type="dxa" w:w="4218"/>
+            <w:tcBorders>
+              <w:top w:val="single" w:color="D9D6E6" w:sz="4"/>
+              <w:left w:val="single" w:color="D9D6E6" w:sz="4"/>
+              <w:bottom w:val="single" w:color="D9D6E6" w:sz="4"/>
+              <w:right w:val="single" w:color="D9D6E6" w:sz="4"/>
+            </w:tcBorders>
+            <w:tcMar>
+              <w:top w:type="dxa" w:w="70"/>
+              <w:left w:type="dxa" w:w="110"/>
+              <w:bottom w:type="dxa" w:w="70"/>
+              <w:right w:type="dxa" w:w="110"/>
+            </w:tcMar>
+            <w:vAlign w:val="top"/>
+          </w:tcPr>
+          <w:p>
+            <w:pPr>
+              <w:spacing w:after="40" w:line="260"/>
+            </w:pPr>
+            <w:r>
+              <w:rPr>
+                <w:sz w:val="18"/>
+                <w:szCs w:val="18"/>
+              </w:rPr>
+              <w:t xml:space="preserve">아니오</w:t>
+            </w:r>
+          </w:p>
+        </w:tc>
+      </w:tr>
+      <w:tr>
+        <w:tc>
+          <w:tcPr>
+            <w:tcW w:type="dxa" w:w="2710"/>
+            <w:tcBorders>
+              <w:top w:val="single" w:color="D9D6E6" w:sz="4"/>
+              <w:left w:val="single" w:color="D9D6E6" w:sz="4"/>
+              <w:bottom w:val="single" w:color="D9D6E6" w:sz="4"/>
+              <w:right w:val="single" w:color="D9D6E6" w:sz="4"/>
+            </w:tcBorders>
+            <w:shd w:fill="FBFAFD" w:color="auto" w:val="clear"/>
+            <w:tcMar>
+              <w:top w:type="dxa" w:w="70"/>
+              <w:left w:type="dxa" w:w="110"/>
+              <w:bottom w:type="dxa" w:w="70"/>
+              <w:right w:type="dxa" w:w="110"/>
+            </w:tcMar>
+            <w:vAlign w:val="top"/>
+          </w:tcPr>
+          <w:p>
+            <w:pPr>
+              <w:spacing w:after="40" w:line="260"/>
+            </w:pPr>
+            <w:r>
+              <w:rPr>
+                <w:sz w:val="18"/>
+                <w:szCs w:val="18"/>
+              </w:rPr>
+              <w:t xml:space="preserve">Return note (예외 문구)</w:t>
+            </w:r>
+          </w:p>
+        </w:tc>
+        <w:tc>
+          <w:tcPr>
+            <w:tcW w:type="dxa" w:w="2710"/>
+            <w:tcBorders>
+              <w:top w:val="single" w:color="D9D6E6" w:sz="4"/>
+              <w:left w:val="single" w:color="D9D6E6" w:sz="4"/>
+              <w:bottom w:val="single" w:color="D9D6E6" w:sz="4"/>
+              <w:right w:val="single" w:color="D9D6E6" w:sz="4"/>
+            </w:tcBorders>
+            <w:tcMar>
+              <w:top w:type="dxa" w:w="70"/>
+              <w:left w:type="dxa" w:w="110"/>
+              <w:bottom w:type="dxa" w:w="70"/>
+              <w:right w:type="dxa" w:w="110"/>
+            </w:tcMar>
+            <w:vAlign w:val="top"/>
+          </w:tcPr>
+          <w:p>
+            <w:pPr>
+              <w:spacing w:after="40" w:line="260"/>
+            </w:pPr>
+            <w:r>
+              <w:rPr>
+                <w:sz w:val="18"/>
+                <w:szCs w:val="18"/>
+              </w:rPr>
+              <w:t xml:space="preserve">aurora.return_note</w:t>
+            </w:r>
+          </w:p>
+        </w:tc>
+        <w:tc>
+          <w:tcPr>
+            <w:tcW w:type="dxa" w:w="4218"/>
+            <w:tcBorders>
+              <w:top w:val="single" w:color="D9D6E6" w:sz="4"/>
+              <w:left w:val="single" w:color="D9D6E6" w:sz="4"/>
+              <w:bottom w:val="single" w:color="D9D6E6" w:sz="4"/>
+              <w:right w:val="single" w:color="D9D6E6" w:sz="4"/>
+            </w:tcBorders>
+            <w:tcMar>
+              <w:top w:type="dxa" w:w="70"/>
+              <w:left w:type="dxa" w:w="110"/>
+              <w:bottom w:type="dxa" w:w="70"/>
+              <w:right w:type="dxa" w:w="110"/>
+            </w:tcMar>
+            <w:vAlign w:val="top"/>
+          </w:tcPr>
+          <w:p>
+            <w:pPr>
+              <w:spacing w:after="40" w:line="260"/>
+            </w:pPr>
+            <w:r>
+              <w:rPr>
+                <w:sz w:val="18"/>
+                <w:szCs w:val="18"/>
+              </w:rPr>
+              <w:t xml:space="preserve">뷰티: 미개봉만, 개봉품은 불량·파손 시만</w:t>
+            </w:r>
+          </w:p>
+        </w:tc>
+      </w:tr>
+    </w:tbl>
+    <w:p>
+      <w:pPr>
+        <w:spacing w:after="60"/>
+      </w:pPr>
+    </w:p>
+    <w:p>
+      <w:pPr>
+        <w:pStyle w:val="ListParagraph"/>
+        <w:numPr>
+          <w:ilvl w:val="0"/>
+          <w:numId w:val="3"/>
+        </w:numPr>
+        <w:spacing w:after="60" w:line="290"/>
+      </w:pPr>
+      <w:r>
+        <w:t xml:space="preserve">반품 주소는 공개하지 않고, 고객이 contact@auroracurate.com으로 요청하면 그 상품의 반품지를 회신합니다. Shopify가 요구하는 ‘반품 주소’ 항목은 이 절차로 충족하는 것이 일반적인 운영 방식입니다.</w:t>
+      </w:r>
+    </w:p>
+    <w:p>
+      <w:pPr>
+        <w:pStyle w:val="ListParagraph"/>
+        <w:numPr>
+          <w:ilvl w:val="0"/>
+          <w:numId w:val="3"/>
+        </w:numPr>
+        <w:spacing w:after="60" w:line="290"/>
+      </w:pPr>
+      <w:r>
+        <w:t xml:space="preserve">목업 반영: 상품 상세의 ‘Ships from · Returns for this item’, 정책 페이지 6종 (policy.html), Shopify 붙여넣기용 HTML (docs/policies).</w:t>
+      </w:r>
+    </w:p>
+    <w:p>
+      <w:pPr>
+        <w:pBdr>
+          <w:left w:val="single" w:color="CD089C" w:sz="12" w:space="8"/>
+        </w:pBdr>
+        <w:spacing w:after="160" w:before="60" w:line="280"/>
+        <w:ind w:left="160"/>
+      </w:pPr>
+      <w:r>
+        <w:rPr>
+          <w:color w:val="4A4D5C"/>
+          <w:sz w:val="19"/>
+          <w:szCs w:val="19"/>
+        </w:rPr>
+        <w:t xml:space="preserve">법무 확인 포인트: 반품 주소를 요청 시 제공하는 방식, 준거법 조항, 법인 간 주문 이관 조항.</w:t>
+      </w:r>
+    </w:p>
+    <w:p>
+      <w:pPr>
+        <w:pStyle w:val="Heading1"/>
+        <w:pageBreakBefore/>
+      </w:pPr>
+      <w:r>
+        <w:t xml:space="preserve">11. 문구 초안 (영문 · 법무 검토용)</w:t>
       </w:r>
     </w:p>
     <w:tbl>
@@ -7243,7 +8523,7 @@
                 <w:sz w:val="18"/>
                 <w:szCs w:val="18"/>
               </w:rPr>
-              <w:t xml:space="preserve">Operated by Asia Lab Global Incorporated · 254 Chapman Rd, Ste 208 #23693, Newark, DE 19702, USA · [문의 이메일] · [공개용 전화]</w:t>
+              <w:t xml:space="preserve">Operated by Asia Lab Global Incorporated · 254 Chapman Rd, Ste 208 #23693, Newark, DE 19702, USA · contact@auroracurate.com</w:t>
             </w:r>
           </w:p>
         </w:tc>
@@ -7449,7 +8729,7 @@
         <w:pageBreakBefore/>
       </w:pPr>
       <w:r>
-        <w:t xml:space="preserve">11. 출처</w:t>
+        <w:t xml:space="preserve">12. 출처</w:t>
       </w:r>
     </w:p>
     <w:tbl>
@@ -8039,6 +9319,69 @@
                 <w:szCs w:val="18"/>
               </w:rPr>
               <w:t xml:space="preserve">https://natlawreview.com/article/californias-auto-renewal-law-takes-effect-july-1</w:t>
+            </w:r>
+          </w:p>
+        </w:tc>
+      </w:tr>
+      <w:tr>
+        <w:tc>
+          <w:tcPr>
+            <w:tcW w:type="dxa" w:w="3614"/>
+            <w:tcBorders>
+              <w:top w:val="single" w:color="D9D6E6" w:sz="4"/>
+              <w:left w:val="single" w:color="D9D6E6" w:sz="4"/>
+              <w:bottom w:val="single" w:color="D9D6E6" w:sz="4"/>
+              <w:right w:val="single" w:color="D9D6E6" w:sz="4"/>
+            </w:tcBorders>
+            <w:shd w:fill="FBFAFD" w:color="auto" w:val="clear"/>
+            <w:tcMar>
+              <w:top w:type="dxa" w:w="70"/>
+              <w:left w:type="dxa" w:w="110"/>
+              <w:bottom w:type="dxa" w:w="70"/>
+              <w:right w:type="dxa" w:w="110"/>
+            </w:tcMar>
+            <w:vAlign w:val="top"/>
+          </w:tcPr>
+          <w:p>
+            <w:pPr>
+              <w:spacing w:after="40" w:line="260"/>
+            </w:pPr>
+            <w:r>
+              <w:rPr>
+                <w:sz w:val="18"/>
+                <w:szCs w:val="18"/>
+              </w:rPr>
+              <w:t xml:space="preserve">Shopify 이용약관 (4조 판매자 책임: 공개 연락처·정책)</w:t>
+            </w:r>
+          </w:p>
+        </w:tc>
+        <w:tc>
+          <w:tcPr>
+            <w:tcW w:type="dxa" w:w="6024"/>
+            <w:tcBorders>
+              <w:top w:val="single" w:color="D9D6E6" w:sz="4"/>
+              <w:left w:val="single" w:color="D9D6E6" w:sz="4"/>
+              <w:bottom w:val="single" w:color="D9D6E6" w:sz="4"/>
+              <w:right w:val="single" w:color="D9D6E6" w:sz="4"/>
+            </w:tcBorders>
+            <w:tcMar>
+              <w:top w:type="dxa" w:w="70"/>
+              <w:left w:type="dxa" w:w="110"/>
+              <w:bottom w:type="dxa" w:w="70"/>
+              <w:right w:type="dxa" w:w="110"/>
+            </w:tcMar>
+            <w:vAlign w:val="top"/>
+          </w:tcPr>
+          <w:p>
+            <w:pPr>
+              <w:spacing w:after="40" w:line="260"/>
+            </w:pPr>
+            <w:r>
+              <w:rPr>
+                <w:sz w:val="18"/>
+                <w:szCs w:val="18"/>
+              </w:rPr>
+              <w:t xml:space="preserve">https://www.shopify.com/legal/terms</w:t>
             </w:r>
           </w:p>
         </w:tc>

--- a/auracurate/docs/Aurora_푸터_법적고지_기획서.docx
+++ b/auracurate/docs/Aurora_푸터_법적고지_기획서.docx
@@ -509,7 +509,7 @@
                 <w:sz w:val="18"/>
                 <w:szCs w:val="18"/>
               </w:rPr>
-              <w:t xml:space="preserve">중요</w:t>
+              <w:t xml:space="preserve">법무</w:t>
             </w:r>
           </w:p>
         </w:tc>
@@ -539,7 +539,7 @@
                 <w:sz w:val="18"/>
                 <w:szCs w:val="18"/>
               </w:rPr>
-              <w:t xml:space="preserve">이 문서는 법률 자문이 아닙니다. 공개 전 미국 변호사 검토가 필요합니다.</w:t>
+              <w:t xml:space="preserve">푸터: 변호사 확인 완료, 진행 승인 (2026-10-04, 대표 전달). 정책 본문: 게시 전 확인 권장</w:t>
             </w:r>
           </w:p>
         </w:tc>
